--- a/output/lab2/Fit_Nutrition_Supply_LR1_Corrections.docx
+++ b/output/lab2/Fit_Nutrition_Supply_LR1_Corrections.docx
@@ -3658,7 +3658,7 @@
         <w:jc w:val="both"/>
       </w:pPr>
       <w:r>
-        <w:t>Практическое отличие проекта — связанный пересчёт меню, суммарных ингредиентов, целых упаковок и полной стоимости. Это проверяемая гипотеза ценности для выбранной ЦА, а не доказанное отсутствие конкурентов на всём рынке. В текущем прототипе сравнение работает на учебном наборе; возможность реального получения цен должна быть проверена отдельно.</w:t>
+        <w:t>Практическое отличие проекта - связанный пересчёт меню, суммарных ингредиентов, целых упаковок и полной стоимости. Это проверяемая гипотеза ценности для выбранной ЦА, а не доказанное отсутствие конкурентов на всём рынке. В текущем прототипе сравнение работает на учебном наборе; возможность реального получения цен должна быть проверена отдельно.</w:t>
       </w:r>
     </w:p>
     <w:p>
